--- a/Ruta-21-dias.docx
+++ b/Ruta-21-dias.docx
@@ -1344,7 +1344,7 @@
           <w:sz w:val="25"/>
           <w:szCs w:val="25"/>
         </w:rPr>
-        <w:t xml:space="preserve">Día 17 · 24 abr · Osaka mañana + Tokio noche</w:t>
+        <w:t xml:space="preserve">Día 17 · 24 abr · Osaka día completo</w:t>
       </w:r>
     </w:p>
     <w:p>
@@ -1615,7 +1615,7 @@
           <w:sz w:val="18"/>
           <w:szCs w:val="18"/>
         </w:rPr>
-        <w:t xml:space="preserve">Versión 5 · 21 de julio de 2026 · revisión adversarial final: festival de Takayama investigado con datos reales, mareas y Shibuya Sky verificadas contra fuente oficial, y una sección nueva “Si sobra tiempo” con opciones por día.</w:t>
+        <w:t xml:space="preserve">Versión 6 (v2) · 27 de agosto de 2026 · alojamiento completo (9 reservas, 18 noches) y traslado Osaka→Tokio movido al 25.</w:t>
       </w:r>
     </w:p>
     <w:p>
@@ -1651,7 +1651,7 @@
           <w:sz w:val="21"/>
           <w:szCs w:val="21"/>
         </w:rPr>
-        <w:t xml:space="preserve">Regla nº 1 (v2): los sitios que apuntasteis DOS veces pesan mucho, pero el criterio manda. 55 de los 60 "gemelos" tienen parada; 5 se descartan con motivo (Shibuya 109, Hiroo, Nihonbashi, Jimbōchō y las ostras de Kakiya — ver el final) y a cambio entran por mérito el castillo de Himeji y el mercado de Tsukiji, que nadie había apuntado y un experto no dejaría fuera.</w:t>
+        <w:t xml:space="preserve">Regla nº 1 (v2): los sitios que apuntasteis DOS veces pesan mucho, pero el criterio manda. 54 de los 60 "gemelos" tienen parada; 6 se descartan con motivo (Shibuya 109, Hiroo, Nihonbashi, Jimbōchō, Kabuki-za y las ostras de Kakiya — ver el final) y a cambio entran por mérito el castillo de Himeji y el mercado de Tsukiji, que nadie había apuntado y un experto no dejaría fuera.</w:t>
       </w:r>
     </w:p>
     <w:p>
@@ -1665,7 +1665,7 @@
           <w:sz w:val="21"/>
           <w:szCs w:val="21"/>
         </w:rPr>
-        <w:t xml:space="preserve">Regla nº 2: las noches ya reservadas mandan. Louis House Otsuka (9–12) abre el viaje en Tokio; APA Asakusabashi (25–27) lo cierra. La ruta propone AMPLIAR el APA una noche para entrar el 24.</w:t>
+        <w:t xml:space="preserve">Regla nº 2 (v2): las 18 noches del viaje están reservadas. Louis House Otsuka (9–12) abre el viaje en Tokio; APA Asakusabashi (25–27) lo cierra; entre medias, Nikko, Kanazawa, Takayama, Kioto, Hiroshima, Fukuoka y Osaka tienen ya alojamiento confirmado.</w:t>
       </w:r>
     </w:p>
     <w:p>
@@ -1679,7 +1679,7 @@
           <w:sz w:val="21"/>
           <w:szCs w:val="21"/>
         </w:rPr>
-        <w:t xml:space="preserve">Regla nº 3: más que las tres grandes. Además de Tokio, Kioto y Osaka: Nikko (con noche), Kanazawa (2 noches), Shirakawa-gō, Takayama (ryokan con onsen y kaiseki, el deseo del documento), Uji, Nara, Hiroshima, Miyajima, Fukuoka (los yatai), Kamakura, Yokohama y el Fuji.</w:t>
+        <w:t xml:space="preserve">Regla nº 3: más que las tres grandes. Además de Tokio, Kioto y Osaka: Nikko (con noche), Kanazawa (2 noches), Shirakawa-gō, Takayama (minshuku con onsen, el deseo del documento), Uji, Nara, Hiroshima, Miyajima, Fukuoka (los yatai), Kamakura, Yokohama y el Fuji.</w:t>
       </w:r>
     </w:p>
     <w:p>
@@ -2029,7 +2029,7 @@
                 <w:sz w:val="19"/>
                 <w:szCs w:val="19"/>
               </w:rPr>
-              <w:t xml:space="preserve">Nikko (ryokan, por reservar)</w:t>
+              <w:t xml:space="preserve">Nikko (Hotel Sunshine Kinugawa ✓)</w:t>
             </w:r>
           </w:p>
         </w:tc>
@@ -2097,7 +2097,7 @@
                 <w:sz w:val="19"/>
                 <w:szCs w:val="19"/>
               </w:rPr>
-              <w:t xml:space="preserve">Kanazawa (por reservar)</w:t>
+              <w:t xml:space="preserve">Kanazawa (INOVA Kanazawa ✓)</w:t>
             </w:r>
           </w:p>
         </w:tc>
@@ -2165,7 +2165,7 @@
                 <w:sz w:val="19"/>
                 <w:szCs w:val="19"/>
               </w:rPr>
-              <w:t xml:space="preserve">Takayama (RYOKAN, por reservar)</w:t>
+              <w:t xml:space="preserve">Takayama (Minshuku Kuwataniya ✓)</w:t>
             </w:r>
           </w:p>
         </w:tc>
@@ -2187,7 +2187,7 @@
                 <w:sz w:val="19"/>
                 <w:szCs w:val="19"/>
               </w:rPr>
-              <w:t xml:space="preserve">Shirakawa-gō + casco antiguo + kaiseki y onsen</w:t>
+              <w:t xml:space="preserve">Shirakawa-gō + casco antiguo + onsen y cena en el pueblo</w:t>
             </w:r>
           </w:p>
         </w:tc>
@@ -2233,7 +2233,7 @@
                 <w:sz w:val="19"/>
                 <w:szCs w:val="19"/>
               </w:rPr>
-              <w:t xml:space="preserve">Kioto (por reservar)</w:t>
+              <w:t xml:space="preserve">Kioto (Kyoto Guesthouse ✓)</w:t>
             </w:r>
           </w:p>
         </w:tc>
@@ -2301,7 +2301,7 @@
                 <w:sz w:val="19"/>
                 <w:szCs w:val="19"/>
               </w:rPr>
-              <w:t xml:space="preserve">Hiroshima (por reservar)</w:t>
+              <w:t xml:space="preserve">Hiroshima (Vessel Hotel Peace Blvd ✓)</w:t>
             </w:r>
           </w:p>
         </w:tc>
@@ -2369,7 +2369,7 @@
                 <w:sz w:val="19"/>
                 <w:szCs w:val="19"/>
               </w:rPr>
-              <w:t xml:space="preserve">Fukuoka (por reservar)</w:t>
+              <w:t xml:space="preserve">Fukuoka (Hotel Hakata Nakasu Inn ✓)</w:t>
             </w:r>
           </w:p>
         </w:tc>
@@ -2415,7 +2415,7 @@
                 <w:sz w:val="19"/>
                 <w:szCs w:val="19"/>
               </w:rPr>
-              <w:t xml:space="preserve">21–23</w:t>
+              <w:t xml:space="preserve">21–24</w:t>
             </w:r>
           </w:p>
         </w:tc>
@@ -2437,7 +2437,7 @@
                 <w:sz w:val="19"/>
                 <w:szCs w:val="19"/>
               </w:rPr>
-              <w:t xml:space="preserve">Osaka (por reservar)</w:t>
+              <w:t xml:space="preserve">Osaka (Twilight Osaka Inn ✓)</w:t>
             </w:r>
           </w:p>
         </w:tc>
@@ -2459,7 +2459,7 @@
                 <w:sz w:val="19"/>
                 <w:szCs w:val="19"/>
               </w:rPr>
-              <w:t xml:space="preserve">Dōtonbori, Nara + Shitennō-ji, USJ + Umeda Sky de noche</w:t>
+              <w:t xml:space="preserve">Dōtonbori, Nara + Shitennō-ji, USJ + Umeda Sky de noche, Osaka día completo</w:t>
             </w:r>
           </w:p>
         </w:tc>
@@ -2483,7 +2483,7 @@
                 <w:sz w:val="19"/>
                 <w:szCs w:val="19"/>
               </w:rPr>
-              <w:t xml:space="preserve">24–26</w:t>
+              <w:t xml:space="preserve">25–26</w:t>
             </w:r>
           </w:p>
         </w:tc>
@@ -2505,7 +2505,7 @@
                 <w:sz w:val="19"/>
                 <w:szCs w:val="19"/>
               </w:rPr>
-              <w:t xml:space="preserve">Tokio (APA ✓, ampliar al 24)</w:t>
+              <w:t xml:space="preserve">Tokio (APA ✓)</w:t>
             </w:r>
           </w:p>
         </w:tc>
@@ -2527,7 +2527,7 @@
                 <w:sz w:val="19"/>
                 <w:szCs w:val="19"/>
               </w:rPr>
-              <w:t xml:space="preserve">Castillo de Osaka al alba, Ginza, Kamakura+Yokohama, el Fuji</w:t>
+              <w:t xml:space="preserve">Kamakura+Yokohama, el Fuji</w:t>
             </w:r>
           </w:p>
         </w:tc>
@@ -6073,7 +6073,7 @@
           <w:sz w:val="19"/>
           <w:szCs w:val="19"/>
         </w:rPr>
-        <w:t xml:space="preserve">🛏  Noche: Ryokan/onsen en Nikko (POR RESERVAR)</w:t>
+        <w:t xml:space="preserve">🛏  Noche: Hotel Sunshine Kinugawa, Kinugawa Onsen (RESERVADO · media pensión)</w:t>
       </w:r>
     </w:p>
     <w:p>
@@ -6850,7 +6850,7 @@
           <w:sz w:val="19"/>
           <w:szCs w:val="19"/>
         </w:rPr>
-        <w:t xml:space="preserve">🛏  Noche: Kanazawa centro (POR RESERVAR)</w:t>
+        <w:t xml:space="preserve">🛏  Noche: INOVA Kanazawa (RESERVADO)</w:t>
       </w:r>
     </w:p>
     <w:p>
@@ -7411,7 +7411,7 @@
           <w:sz w:val="19"/>
           <w:szCs w:val="19"/>
         </w:rPr>
-        <w:t xml:space="preserve">🛏  Noche: Kanazawa centro (POR RESERVAR)</w:t>
+        <w:t xml:space="preserve">🛏  Noche: INOVA Kanazawa (RESERVADO)</w:t>
       </w:r>
     </w:p>
     <w:p>
@@ -7861,7 +7861,7 @@
                 <w:sz w:val="19"/>
                 <w:szCs w:val="19"/>
               </w:rPr>
-              <w:t xml:space="preserve">Check-in en el RYOKAN</w:t>
+              <w:t xml:space="preserve">Check-in en el minshuku</w:t>
             </w:r>
           </w:p>
         </w:tc>
@@ -7883,7 +7883,7 @@
                 <w:sz w:val="19"/>
                 <w:szCs w:val="19"/>
               </w:rPr>
-              <w:t xml:space="preserve">La noche estrella del viaje: tatami, yukata puestos y al onsen.</w:t>
+              <w:t xml:space="preserve">Tatami y yukata puestos. Reservad el desayuno de mañana esta misma tarde (es requisito) y aprovechad el onsen común (07:00–09:00 y 16:00–22:00).</w:t>
             </w:r>
           </w:p>
         </w:tc>
@@ -8077,7 +8077,7 @@
                 <w:sz w:val="19"/>
                 <w:szCs w:val="19"/>
               </w:rPr>
-              <w:t xml:space="preserve">CENA KAISEKI</w:t>
+              <w:t xml:space="preserve">Cena en el casco antiguo</w:t>
             </w:r>
           </w:p>
         </w:tc>
@@ -8099,7 +8099,7 @@
                 <w:sz w:val="19"/>
                 <w:szCs w:val="19"/>
               </w:rPr>
-              <w:t xml:space="preserve">En el ryokan, en yukata: 8-10 platos de temporada, wagyū de Hida incluido. Esto era el deseo del documento. Onsen de nuevo antes de dormir en futón.</w:t>
+              <w:t xml:space="preserve">El minshuku solo da desayuno (con reserva la tarde anterior): la cena es en San-machi Suji, el casco antiguo. Onsen común antes de dormir.</w:t>
             </w:r>
           </w:p>
         </w:tc>
@@ -8116,7 +8116,7 @@
           <w:sz w:val="19"/>
           <w:szCs w:val="19"/>
         </w:rPr>
-        <w:t xml:space="preserve">🛏  Noche: RYOKAN en Takayama con onsen y kaiseki (POR RESERVAR)</w:t>
+        <w:t xml:space="preserve">🛏  Noche: Minshuku Kuwataniya, Takayama (RESERVADO)</w:t>
       </w:r>
     </w:p>
     <w:p>
@@ -8516,7 +8516,7 @@
                 <w:sz w:val="19"/>
                 <w:szCs w:val="19"/>
               </w:rPr>
-              <w:t xml:space="preserve">Sin salir de la estación: miso katsu de Yabaton o ramen Taiwan. (Nagoya, tachado con cariño: María ya lo vio por vosotros.)</w:t>
+              <w:t xml:space="preserve">Sin salir de la estación: miso katsu de Yabaton o ramen Taiwan. (Nagoya, tachado con cariño: es ciudad de paso, no destino.)</w:t>
             </w:r>
           </w:p>
         </w:tc>
@@ -8821,7 +8821,7 @@
           <w:sz w:val="19"/>
           <w:szCs w:val="19"/>
         </w:rPr>
-        <w:t xml:space="preserve">🛏  Noche: Kioto zona Shijō (POR RESERVAR)</w:t>
+        <w:t xml:space="preserve">🛏  Noche: Kyoto Guesthouse, Shijō-Ōmiya (RESERVADO)</w:t>
       </w:r>
     </w:p>
     <w:p>
@@ -9686,7 +9686,7 @@
           <w:sz w:val="19"/>
           <w:szCs w:val="19"/>
         </w:rPr>
-        <w:t xml:space="preserve">🛏  Noche: Kioto zona Shijō (POR RESERVAR)</w:t>
+        <w:t xml:space="preserve">🛏  Noche: Kyoto Guesthouse, Shijō-Ōmiya (RESERVADO)</w:t>
       </w:r>
     </w:p>
     <w:p>
@@ -10463,7 +10463,7 @@
           <w:sz w:val="19"/>
           <w:szCs w:val="19"/>
         </w:rPr>
-        <w:t xml:space="preserve">🛏  Noche: Kioto zona Shijō (POR RESERVAR)</w:t>
+        <w:t xml:space="preserve">🛏  Noche: Kyoto Guesthouse, Shijō-Ōmiya (RESERVADO)</w:t>
       </w:r>
     </w:p>
     <w:p>
@@ -11240,7 +11240,7 @@
           <w:sz w:val="19"/>
           <w:szCs w:val="19"/>
         </w:rPr>
-        <w:t xml:space="preserve">🛏  Noche: Hiroshima centro (POR RESERVAR)</w:t>
+        <w:t xml:space="preserve">🛏  Noche: Vessel Hotel Hiroshima Peace Blvd (RESERVADO)</w:t>
       </w:r>
     </w:p>
     <w:p>
@@ -12017,7 +12017,7 @@
           <w:sz w:val="19"/>
           <w:szCs w:val="19"/>
         </w:rPr>
-        <w:t xml:space="preserve">🛏  Noche: Fukuoka, Hakata/Nakasu (POR RESERVAR)</w:t>
+        <w:t xml:space="preserve">🛏  Noche: Hotel Hakata Nakasu Inn (RESERVADO)</w:t>
       </w:r>
     </w:p>
     <w:p>
@@ -12650,7 +12650,7 @@
           <w:sz w:val="19"/>
           <w:szCs w:val="19"/>
         </w:rPr>
-        <w:t xml:space="preserve">🛏  Noche: Osaka, Namba (POR RESERVAR)</w:t>
+        <w:t xml:space="preserve">🛏  Noche: Twilight Osaka Inn, Tengachaya (RESERVADO)</w:t>
       </w:r>
     </w:p>
     <w:p>
@@ -13571,7 +13571,7 @@
           <w:sz w:val="19"/>
           <w:szCs w:val="19"/>
         </w:rPr>
-        <w:t xml:space="preserve">🛏  Noche: Osaka, Namba (POR RESERVAR)</w:t>
+        <w:t xml:space="preserve">🛏  Noche: Twilight Osaka Inn, Tengachaya (RESERVADO)</w:t>
       </w:r>
     </w:p>
     <w:p>
@@ -14204,7 +14204,7 @@
           <w:sz w:val="19"/>
           <w:szCs w:val="19"/>
         </w:rPr>
-        <w:t xml:space="preserve">🛏  Noche: Osaka, Namba (POR RESERVAR)</w:t>
+        <w:t xml:space="preserve">🛏  Noche: Twilight Osaka Inn, Tengachaya (RESERVADO)</w:t>
       </w:r>
     </w:p>
     <w:p>
@@ -14237,7 +14237,7 @@
           <w:sz w:val="25"/>
           <w:szCs w:val="25"/>
         </w:rPr>
-        <w:t xml:space="preserve">Día 17 (sáb) · 24 abr · Osaka mañana → Tokio tarde</w:t>
+        <w:t xml:space="preserve">Día 17 (sáb) · 24 abr · Osaka día completo</w:t>
       </w:r>
     </w:p>
     <w:tbl>
@@ -14548,7 +14548,7 @@
                 <w:sz w:val="19"/>
                 <w:szCs w:val="19"/>
               </w:rPr>
-              <w:t xml:space="preserve">De vuelta en Namba: la calle del menaje, el último neón y el Akihabara de Osaka, camino del hotel a por maletas.</w:t>
+              <w:t xml:space="preserve">De vuelta en Namba: la calle del menaje, el último neón y el Akihabara de Osaka, sin prisa: hoy no hay tren que coger.</w:t>
             </w:r>
           </w:p>
         </w:tc>
@@ -14568,13 +14568,13 @@
             <w:r>
               <w:rPr>
                 <w:rFonts w:ascii="Calibri" w:cs="Calibri" w:eastAsia="Calibri" w:hAnsi="Calibri"/>
-                <w:b/>
-                <w:bCs/>
-                <w:color w:val="1d6b7a"/>
-                <w:sz w:val="19"/>
-                <w:szCs w:val="19"/>
-              </w:rPr>
-              <w:t xml:space="preserve">13:50</w:t>
+                <w:b w:val="false"/>
+                <w:bCs w:val="false"/>
+                <w:color w:val="bf3823"/>
+                <w:sz w:val="19"/>
+                <w:szCs w:val="19"/>
+              </w:rPr>
+              <w:t xml:space="preserve">13:15</w:t>
             </w:r>
           </w:p>
         </w:tc>
@@ -14594,11 +14594,11 @@
                 <w:rFonts w:ascii="Calibri" w:cs="Calibri" w:eastAsia="Calibri" w:hAnsi="Calibri"/>
                 <w:b/>
                 <w:bCs/>
-                <w:color w:val="1d6b7a"/>
-                <w:sz w:val="19"/>
-                <w:szCs w:val="19"/>
-              </w:rPr>
-              <w:t xml:space="preserve">Nozomi → Tokio</w:t>
+                <w:color w:val="22201c"/>
+                <w:sz w:val="19"/>
+                <w:szCs w:val="19"/>
+              </w:rPr>
+              <w:t xml:space="preserve">Shinsaibashi</w:t>
             </w:r>
           </w:p>
         </w:tc>
@@ -14620,7 +14620,7 @@
                 <w:sz w:val="19"/>
                 <w:szCs w:val="19"/>
               </w:rPr>
-              <w:t xml:space="preserve">2 h 34. Ekiben de despedida de Kansai.</w:t>
+              <w:t xml:space="preserve">Última tarde de compras: la galería cubierta y Amerikamura.</w:t>
             </w:r>
           </w:p>
         </w:tc>
@@ -14642,11 +14642,11 @@
                 <w:rFonts w:ascii="Calibri" w:cs="Calibri" w:eastAsia="Calibri" w:hAnsi="Calibri"/>
                 <w:b w:val="false"/>
                 <w:bCs w:val="false"/>
-                <w:color w:val="22201c"/>
-                <w:sz w:val="19"/>
-                <w:szCs w:val="19"/>
-              </w:rPr>
-              <w:t xml:space="preserve">16:30</w:t>
+                <w:color w:val="bf3823"/>
+                <w:sz w:val="19"/>
+                <w:szCs w:val="19"/>
+              </w:rPr>
+              <w:t xml:space="preserve">15:00</w:t>
             </w:r>
           </w:p>
         </w:tc>
@@ -14664,13 +14664,13 @@
             <w:r>
               <w:rPr>
                 <w:rFonts w:ascii="Calibri" w:cs="Calibri" w:eastAsia="Calibri" w:hAnsi="Calibri"/>
-                <w:b w:val="false"/>
-                <w:bCs w:val="false"/>
-                <w:color w:val="22201c"/>
-                <w:sz w:val="19"/>
-                <w:szCs w:val="19"/>
-              </w:rPr>
-              <w:t xml:space="preserve">Character Street</w:t>
+                <w:b/>
+                <w:bCs/>
+                <w:color w:val="22201c"/>
+                <w:sz w:val="19"/>
+                <w:szCs w:val="19"/>
+              </w:rPr>
+              <w:t xml:space="preserve">Tokito</w:t>
             </w:r>
           </w:p>
         </w:tc>
@@ -14692,7 +14692,7 @@
                 <w:sz w:val="19"/>
                 <w:szCs w:val="19"/>
               </w:rPr>
-              <w:t xml:space="preserve">Llegáis A la estación de Tokio: en el sótano, las tiendas de Ghibli, Pokémon y NHK. Compras de vuelta resueltas.</w:t>
+              <w:t xml:space="preserve">Merienda: el steak-sando de vuestro reel, con huevo y jalapeños.</w:t>
             </w:r>
           </w:p>
         </w:tc>
@@ -14714,11 +14714,11 @@
                 <w:rFonts w:ascii="Calibri" w:cs="Calibri" w:eastAsia="Calibri" w:hAnsi="Calibri"/>
                 <w:b w:val="false"/>
                 <w:bCs w:val="false"/>
-                <w:color w:val="22201c"/>
-                <w:sz w:val="19"/>
-                <w:szCs w:val="19"/>
-              </w:rPr>
-              <w:t xml:space="preserve">17:45</w:t>
+                <w:color w:val="bf3823"/>
+                <w:sz w:val="19"/>
+                <w:szCs w:val="19"/>
+              </w:rPr>
+              <w:t xml:space="preserve">16:15</w:t>
             </w:r>
           </w:p>
         </w:tc>
@@ -14736,13 +14736,13 @@
             <w:r>
               <w:rPr>
                 <w:rFonts w:ascii="Calibri" w:cs="Calibri" w:eastAsia="Calibri" w:hAnsi="Calibri"/>
-                <w:b w:val="false"/>
-                <w:bCs w:val="false"/>
-                <w:color w:val="22201c"/>
-                <w:sz w:val="19"/>
-                <w:szCs w:val="19"/>
-              </w:rPr>
-              <w:t xml:space="preserve">Check-in APA</w:t>
+                <w:b/>
+                <w:bCs/>
+                <w:color w:val="22201c"/>
+                <w:sz w:val="19"/>
+                <w:szCs w:val="19"/>
+              </w:rPr>
+              <w:t xml:space="preserve">Round 1 Stadium</w:t>
             </w:r>
           </w:p>
         </w:tc>
@@ -14764,7 +14764,7 @@
                 <w:sz w:val="19"/>
                 <w:szCs w:val="19"/>
               </w:rPr>
-              <w:t xml:space="preserve">JR Sobu 2 min a Asakusabashi. La reserva AMPLIADA para entrar hoy 24.</w:t>
+              <w:t xml:space="preserve">Spo-Cha opcional: deporte, arcades y karaoke ilimitados para soltar piernas tras 11 días de viaje.</w:t>
             </w:r>
           </w:p>
         </w:tc>
@@ -14786,11 +14786,11 @@
                 <w:rFonts w:ascii="Calibri" w:cs="Calibri" w:eastAsia="Calibri" w:hAnsi="Calibri"/>
                 <w:b w:val="false"/>
                 <w:bCs w:val="false"/>
-                <w:color w:val="22201c"/>
-                <w:sz w:val="19"/>
-                <w:szCs w:val="19"/>
-              </w:rPr>
-              <w:t xml:space="preserve">18:30</w:t>
+                <w:color w:val="bf3823"/>
+                <w:sz w:val="19"/>
+                <w:szCs w:val="19"/>
+              </w:rPr>
+              <w:t xml:space="preserve">19:00</w:t>
             </w:r>
           </w:p>
         </w:tc>
@@ -14808,13 +14808,13 @@
             <w:r>
               <w:rPr>
                 <w:rFonts w:ascii="Calibri" w:cs="Calibri" w:eastAsia="Calibri" w:hAnsi="Calibri"/>
-                <w:b w:val="false"/>
-                <w:bCs w:val="false"/>
-                <w:color w:val="22201c"/>
-                <w:sz w:val="19"/>
-                <w:szCs w:val="19"/>
-              </w:rPr>
-              <w:t xml:space="preserve">Ginza</w:t>
+                <w:b/>
+                <w:bCs/>
+                <w:color w:val="22201c"/>
+                <w:sz w:val="19"/>
+                <w:szCs w:val="19"/>
+              </w:rPr>
+              <w:t xml:space="preserve">Kitan Hibiki</w:t>
             </w:r>
           </w:p>
         </w:tc>
@@ -14836,151 +14836,7 @@
                 <w:sz w:val="19"/>
                 <w:szCs w:val="19"/>
               </w:rPr>
-              <w:t xml:space="preserve">Papelería Itoya (12 plantas), el Uniqlo global, los escaparates encendidos.</w:t>
-            </w:r>
-          </w:p>
-        </w:tc>
-      </w:tr>
-      <w:tr>
-        <w:tc>
-          <w:tcPr>
-            <w:tcW w:type="dxa" w:w="1000"/>
-            <w:tcMar>
-              <w:top w:type="dxa" w:w="60"/>
-              <w:left w:type="dxa" w:w="100"/>
-              <w:bottom w:type="dxa" w:w="60"/>
-              <w:right w:type="dxa" w:w="100"/>
-            </w:tcMar>
-          </w:tcPr>
-          <w:p>
-            <w:r>
-              <w:rPr>
-                <w:rFonts w:ascii="Calibri" w:cs="Calibri" w:eastAsia="Calibri" w:hAnsi="Calibri"/>
-                <w:b w:val="false"/>
-                <w:bCs w:val="false"/>
-                <w:color w:val="22201c"/>
-                <w:sz w:val="19"/>
-                <w:szCs w:val="19"/>
-              </w:rPr>
-              <w:t xml:space="preserve">19:45</w:t>
-            </w:r>
-          </w:p>
-        </w:tc>
-        <w:tc>
-          <w:tcPr>
-            <w:tcW w:type="dxa" w:w="2600"/>
-            <w:tcMar>
-              <w:top w:type="dxa" w:w="60"/>
-              <w:left w:type="dxa" w:w="100"/>
-              <w:bottom w:type="dxa" w:w="60"/>
-              <w:right w:type="dxa" w:w="100"/>
-            </w:tcMar>
-          </w:tcPr>
-          <w:p>
-            <w:r>
-              <w:rPr>
-                <w:rFonts w:ascii="Calibri" w:cs="Calibri" w:eastAsia="Calibri" w:hAnsi="Calibri"/>
-                <w:b w:val="false"/>
-                <w:bCs w:val="false"/>
-                <w:color w:val="22201c"/>
-                <w:sz w:val="19"/>
-                <w:szCs w:val="19"/>
-              </w:rPr>
-              <w:t xml:space="preserve">Kabuki-za</w:t>
-            </w:r>
-          </w:p>
-        </w:tc>
-        <w:tc>
-          <w:tcPr>
-            <w:tcW w:type="dxa" w:w="5400"/>
-            <w:tcMar>
-              <w:top w:type="dxa" w:w="60"/>
-              <w:left w:type="dxa" w:w="100"/>
-              <w:bottom w:type="dxa" w:w="60"/>
-              <w:right w:type="dxa" w:w="100"/>
-            </w:tcMar>
-          </w:tcPr>
-          <w:p>
-            <w:r>
-              <w:rPr>
-                <w:rFonts w:ascii="Calibri" w:cs="Calibri" w:eastAsia="Calibri" w:hAnsi="Calibri"/>
-                <w:color w:val="6b675f"/>
-                <w:sz w:val="19"/>
-                <w:szCs w:val="19"/>
-              </w:rPr>
-              <w:t xml:space="preserve">El teatro iluminado. Si os tienta: entradas de un solo acto (hitomaku-mi) sin reserva.</w:t>
-            </w:r>
-          </w:p>
-        </w:tc>
-      </w:tr>
-      <w:tr>
-        <w:tc>
-          <w:tcPr>
-            <w:tcW w:type="dxa" w:w="1000"/>
-            <w:tcMar>
-              <w:top w:type="dxa" w:w="60"/>
-              <w:left w:type="dxa" w:w="100"/>
-              <w:bottom w:type="dxa" w:w="60"/>
-              <w:right w:type="dxa" w:w="100"/>
-            </w:tcMar>
-          </w:tcPr>
-          <w:p>
-            <w:r>
-              <w:rPr>
-                <w:rFonts w:ascii="Calibri" w:cs="Calibri" w:eastAsia="Calibri" w:hAnsi="Calibri"/>
-                <w:b w:val="false"/>
-                <w:bCs w:val="false"/>
-                <w:color w:val="bf3823"/>
-                <w:sz w:val="19"/>
-                <w:szCs w:val="19"/>
-              </w:rPr>
-              <w:t xml:space="preserve">20:15</w:t>
-            </w:r>
-          </w:p>
-        </w:tc>
-        <w:tc>
-          <w:tcPr>
-            <w:tcW w:type="dxa" w:w="2600"/>
-            <w:tcMar>
-              <w:top w:type="dxa" w:w="60"/>
-              <w:left w:type="dxa" w:w="100"/>
-              <w:bottom w:type="dxa" w:w="60"/>
-              <w:right w:type="dxa" w:w="100"/>
-            </w:tcMar>
-          </w:tcPr>
-          <w:p>
-            <w:r>
-              <w:rPr>
-                <w:rFonts w:ascii="Calibri" w:cs="Calibri" w:eastAsia="Calibri" w:hAnsi="Calibri"/>
-                <w:b/>
-                <w:bCs/>
-                <w:color w:val="22201c"/>
-                <w:sz w:val="19"/>
-                <w:szCs w:val="19"/>
-              </w:rPr>
-              <w:t xml:space="preserve">Cena en Ginza</w:t>
-            </w:r>
-          </w:p>
-        </w:tc>
-        <w:tc>
-          <w:tcPr>
-            <w:tcW w:type="dxa" w:w="5400"/>
-            <w:tcMar>
-              <w:top w:type="dxa" w:w="60"/>
-              <w:left w:type="dxa" w:w="100"/>
-              <w:bottom w:type="dxa" w:w="60"/>
-              <w:right w:type="dxa" w:w="100"/>
-            </w:tcMar>
-          </w:tcPr>
-          <w:p>
-            <w:r>
-              <w:rPr>
-                <w:rFonts w:ascii="Calibri" w:cs="Calibri" w:eastAsia="Calibri" w:hAnsi="Calibri"/>
-                <w:color w:val="6b675f"/>
-                <w:sz w:val="19"/>
-                <w:szCs w:val="19"/>
-              </w:rPr>
-              <w:t xml:space="preserve">Del tonkatsu histórico a un último sushi: la despensa de Ginza es infinita. (Nihonbashi, descartado: ver el final.)</w:t>
+              <w:t xml:space="preserve">Cena de despedida de Osaka: la burger de wagyū de vuestro reel (RESERVAR antes del viaje).</w:t>
             </w:r>
           </w:p>
         </w:tc>
@@ -14997,7 +14853,7 @@
           <w:sz w:val="19"/>
           <w:szCs w:val="19"/>
         </w:rPr>
-        <w:t xml:space="preserve">🛏  Noche: APA Asakusabashi (AMPLIAR reserva para entrar HOY)</w:t>
+        <w:t xml:space="preserve">🛏  Noche: Twilight Osaka Inn, Tengachaya (RESERVADO)</w:t>
       </w:r>
     </w:p>
     <w:p>
@@ -15129,13 +14985,373 @@
             <w:r>
               <w:rPr>
                 <w:rFonts w:ascii="Calibri" w:cs="Calibri" w:eastAsia="Calibri" w:hAnsi="Calibri"/>
+                <w:b w:val="false"/>
+                <w:bCs w:val="false"/>
+                <w:color w:val="bf3823"/>
+                <w:sz w:val="19"/>
+                <w:szCs w:val="19"/>
+              </w:rPr>
+              <w:t xml:space="preserve">~06:00</w:t>
+            </w:r>
+          </w:p>
+        </w:tc>
+        <w:tc>
+          <w:tcPr>
+            <w:tcW w:type="dxa" w:w="2600"/>
+            <w:tcMar>
+              <w:top w:type="dxa" w:w="60"/>
+              <w:left w:type="dxa" w:w="100"/>
+              <w:bottom w:type="dxa" w:w="60"/>
+              <w:right w:type="dxa" w:w="100"/>
+            </w:tcMar>
+          </w:tcPr>
+          <w:p>
+            <w:r>
+              <w:rPr>
+                <w:rFonts w:ascii="Calibri" w:cs="Calibri" w:eastAsia="Calibri" w:hAnsi="Calibri"/>
+                <w:b/>
+                <w:bCs/>
+                <w:color w:val="22201c"/>
+                <w:sz w:val="19"/>
+                <w:szCs w:val="19"/>
+              </w:rPr>
+              <w:t xml:space="preserve">Shinkansen Shin-Ōsaka → Tokio</w:t>
+            </w:r>
+          </w:p>
+        </w:tc>
+        <w:tc>
+          <w:tcPr>
+            <w:tcW w:type="dxa" w:w="5400"/>
+            <w:tcMar>
+              <w:top w:type="dxa" w:w="60"/>
+              <w:left w:type="dxa" w:w="100"/>
+              <w:bottom w:type="dxa" w:w="60"/>
+              <w:right w:type="dxa" w:w="100"/>
+            </w:tcMar>
+          </w:tcPr>
+          <w:p>
+            <w:r>
+              <w:rPr>
+                <w:rFonts w:ascii="Calibri" w:cs="Calibri" w:eastAsia="Calibri" w:hAnsi="Calibri"/>
+                <w:color w:val="6b675f"/>
+                <w:sz w:val="19"/>
+                <w:szCs w:val="19"/>
+              </w:rPr>
+              <w:t xml:space="preserve">~2 h 30 hasta ~08:30. Horario exacto a confirmar cuando salga el calendario de JR (unos meses antes): único punto de fallo del día, cualquier retraso se come Kamakura.</w:t>
+            </w:r>
+          </w:p>
+        </w:tc>
+      </w:tr>
+      <w:tr>
+        <w:tc>
+          <w:tcPr>
+            <w:tcW w:type="dxa" w:w="1000"/>
+            <w:tcMar>
+              <w:top w:type="dxa" w:w="60"/>
+              <w:left w:type="dxa" w:w="100"/>
+              <w:bottom w:type="dxa" w:w="60"/>
+              <w:right w:type="dxa" w:w="100"/>
+            </w:tcMar>
+          </w:tcPr>
+          <w:p>
+            <w:r>
+              <w:rPr>
+                <w:rFonts w:ascii="Calibri" w:cs="Calibri" w:eastAsia="Calibri" w:hAnsi="Calibri"/>
+                <w:b w:val="false"/>
+                <w:bCs w:val="false"/>
+                <w:color w:val="bf3823"/>
+                <w:sz w:val="19"/>
+                <w:szCs w:val="19"/>
+              </w:rPr>
+              <w:t xml:space="preserve">~08:30</w:t>
+            </w:r>
+          </w:p>
+        </w:tc>
+        <w:tc>
+          <w:tcPr>
+            <w:tcW w:type="dxa" w:w="2600"/>
+            <w:tcMar>
+              <w:top w:type="dxa" w:w="60"/>
+              <w:left w:type="dxa" w:w="100"/>
+              <w:bottom w:type="dxa" w:w="60"/>
+              <w:right w:type="dxa" w:w="100"/>
+            </w:tcMar>
+          </w:tcPr>
+          <w:p>
+            <w:r>
+              <w:rPr>
+                <w:rFonts w:ascii="Calibri" w:cs="Calibri" w:eastAsia="Calibri" w:hAnsi="Calibri"/>
+                <w:b/>
+                <w:bCs/>
+                <w:color w:val="22201c"/>
+                <w:sz w:val="19"/>
+                <w:szCs w:val="19"/>
+              </w:rPr>
+              <w:t xml:space="preserve">Taquillas en Tokyo Station</w:t>
+            </w:r>
+          </w:p>
+        </w:tc>
+        <w:tc>
+          <w:tcPr>
+            <w:tcW w:type="dxa" w:w="5400"/>
+            <w:tcMar>
+              <w:top w:type="dxa" w:w="60"/>
+              <w:left w:type="dxa" w:w="100"/>
+              <w:bottom w:type="dxa" w:w="60"/>
+              <w:right w:type="dxa" w:w="100"/>
+            </w:tcMar>
+          </w:tcPr>
+          <w:p>
+            <w:r>
+              <w:rPr>
+                <w:rFonts w:ascii="Calibri" w:cs="Calibri" w:eastAsia="Calibri" w:hAnsi="Calibri"/>
+                <w:color w:val="6b675f"/>
+                <w:sz w:val="19"/>
+                <w:szCs w:val="19"/>
+              </w:rPr>
+              <w:t xml:space="preserve">Maletas en consigna (el check-in del APA es por la tarde). Character Street y el jardín de la azotea de KITTE de paso, sin prisa.</w:t>
+            </w:r>
+          </w:p>
+        </w:tc>
+      </w:tr>
+      <w:tr>
+        <w:tc>
+          <w:tcPr>
+            <w:tcW w:type="dxa" w:w="1000"/>
+            <w:tcMar>
+              <w:top w:type="dxa" w:w="60"/>
+              <w:left w:type="dxa" w:w="100"/>
+              <w:bottom w:type="dxa" w:w="60"/>
+              <w:right w:type="dxa" w:w="100"/>
+            </w:tcMar>
+          </w:tcPr>
+          <w:p>
+            <w:r>
+              <w:rPr>
+                <w:rFonts w:ascii="Calibri" w:cs="Calibri" w:eastAsia="Calibri" w:hAnsi="Calibri"/>
+                <w:b w:val="false"/>
+                <w:bCs w:val="false"/>
+                <w:color w:val="bf3823"/>
+                <w:sz w:val="19"/>
+                <w:szCs w:val="19"/>
+              </w:rPr>
+              <w:t xml:space="preserve">~09:15</w:t>
+            </w:r>
+          </w:p>
+        </w:tc>
+        <w:tc>
+          <w:tcPr>
+            <w:tcW w:type="dxa" w:w="2600"/>
+            <w:tcMar>
+              <w:top w:type="dxa" w:w="60"/>
+              <w:left w:type="dxa" w:w="100"/>
+              <w:bottom w:type="dxa" w:w="60"/>
+              <w:right w:type="dxa" w:w="100"/>
+            </w:tcMar>
+          </w:tcPr>
+          <w:p>
+            <w:r>
+              <w:rPr>
+                <w:rFonts w:ascii="Calibri" w:cs="Calibri" w:eastAsia="Calibri" w:hAnsi="Calibri"/>
+                <w:b/>
+                <w:bCs/>
+                <w:color w:val="22201c"/>
+                <w:sz w:val="19"/>
+                <w:szCs w:val="19"/>
+              </w:rPr>
+              <w:t xml:space="preserve">JR Yokosuka → Kamakura</w:t>
+            </w:r>
+          </w:p>
+        </w:tc>
+        <w:tc>
+          <w:tcPr>
+            <w:tcW w:type="dxa" w:w="5400"/>
+            <w:tcMar>
+              <w:top w:type="dxa" w:w="60"/>
+              <w:left w:type="dxa" w:w="100"/>
+              <w:bottom w:type="dxa" w:w="60"/>
+              <w:right w:type="dxa" w:w="100"/>
+            </w:tcMar>
+          </w:tcPr>
+          <w:p>
+            <w:r>
+              <w:rPr>
+                <w:rFonts w:ascii="Calibri" w:cs="Calibri" w:eastAsia="Calibri" w:hAnsi="Calibri"/>
+                <w:color w:val="6b675f"/>
+                <w:sz w:val="19"/>
+                <w:szCs w:val="19"/>
+              </w:rPr>
+              <w:t xml:space="preserve">Directo desde Tokio, ~55 min.</w:t>
+            </w:r>
+          </w:p>
+        </w:tc>
+      </w:tr>
+      <w:tr>
+        <w:tc>
+          <w:tcPr>
+            <w:tcW w:type="dxa" w:w="1000"/>
+            <w:tcMar>
+              <w:top w:type="dxa" w:w="60"/>
+              <w:left w:type="dxa" w:w="100"/>
+              <w:bottom w:type="dxa" w:w="60"/>
+              <w:right w:type="dxa" w:w="100"/>
+            </w:tcMar>
+          </w:tcPr>
+          <w:p>
+            <w:r>
+              <w:rPr>
+                <w:rFonts w:ascii="Calibri" w:cs="Calibri" w:eastAsia="Calibri" w:hAnsi="Calibri"/>
+                <w:b w:val="false"/>
+                <w:bCs w:val="false"/>
+                <w:color w:val="22201c"/>
+                <w:sz w:val="19"/>
+                <w:szCs w:val="19"/>
+              </w:rPr>
+              <w:t xml:space="preserve">10:30</w:t>
+            </w:r>
+          </w:p>
+        </w:tc>
+        <w:tc>
+          <w:tcPr>
+            <w:tcW w:type="dxa" w:w="2600"/>
+            <w:tcMar>
+              <w:top w:type="dxa" w:w="60"/>
+              <w:left w:type="dxa" w:w="100"/>
+              <w:bottom w:type="dxa" w:w="60"/>
+              <w:right w:type="dxa" w:w="100"/>
+            </w:tcMar>
+          </w:tcPr>
+          <w:p>
+            <w:r>
+              <w:rPr>
+                <w:rFonts w:ascii="Calibri" w:cs="Calibri" w:eastAsia="Calibri" w:hAnsi="Calibri"/>
+                <w:b w:val="false"/>
+                <w:bCs w:val="false"/>
+                <w:color w:val="22201c"/>
+                <w:sz w:val="19"/>
+                <w:szCs w:val="19"/>
+              </w:rPr>
+              <w:t xml:space="preserve">Tsurugaoka Hachimangū</w:t>
+            </w:r>
+          </w:p>
+        </w:tc>
+        <w:tc>
+          <w:tcPr>
+            <w:tcW w:type="dxa" w:w="5400"/>
+            <w:tcMar>
+              <w:top w:type="dxa" w:w="60"/>
+              <w:left w:type="dxa" w:w="100"/>
+              <w:bottom w:type="dxa" w:w="60"/>
+              <w:right w:type="dxa" w:w="100"/>
+            </w:tcMar>
+          </w:tcPr>
+          <w:p>
+            <w:r>
+              <w:rPr>
+                <w:rFonts w:ascii="Calibri" w:cs="Calibri" w:eastAsia="Calibri" w:hAnsi="Calibri"/>
+                <w:color w:val="6b675f"/>
+                <w:sz w:val="19"/>
+                <w:szCs w:val="19"/>
+              </w:rPr>
+              <w:t xml:space="preserve">El gran santuario de los shōgun Minamoto, subiendo la avenida Dankazura.</w:t>
+            </w:r>
+          </w:p>
+        </w:tc>
+      </w:tr>
+      <w:tr>
+        <w:tc>
+          <w:tcPr>
+            <w:tcW w:type="dxa" w:w="1000"/>
+            <w:tcMar>
+              <w:top w:type="dxa" w:w="60"/>
+              <w:left w:type="dxa" w:w="100"/>
+              <w:bottom w:type="dxa" w:w="60"/>
+              <w:right w:type="dxa" w:w="100"/>
+            </w:tcMar>
+          </w:tcPr>
+          <w:p>
+            <w:r>
+              <w:rPr>
+                <w:rFonts w:ascii="Calibri" w:cs="Calibri" w:eastAsia="Calibri" w:hAnsi="Calibri"/>
+                <w:b w:val="false"/>
+                <w:bCs w:val="false"/>
+                <w:color w:val="bf3823"/>
+                <w:sz w:val="19"/>
+                <w:szCs w:val="19"/>
+              </w:rPr>
+              <w:t xml:space="preserve">11:15</w:t>
+            </w:r>
+          </w:p>
+        </w:tc>
+        <w:tc>
+          <w:tcPr>
+            <w:tcW w:type="dxa" w:w="2600"/>
+            <w:tcMar>
+              <w:top w:type="dxa" w:w="60"/>
+              <w:left w:type="dxa" w:w="100"/>
+              <w:bottom w:type="dxa" w:w="60"/>
+              <w:right w:type="dxa" w:w="100"/>
+            </w:tcMar>
+          </w:tcPr>
+          <w:p>
+            <w:r>
+              <w:rPr>
+                <w:rFonts w:ascii="Calibri" w:cs="Calibri" w:eastAsia="Calibri" w:hAnsi="Calibri"/>
+                <w:b/>
+                <w:bCs/>
+                <w:color w:val="22201c"/>
+                <w:sz w:val="19"/>
+                <w:szCs w:val="19"/>
+              </w:rPr>
+              <w:t xml:space="preserve">Komachi-dōri</w:t>
+            </w:r>
+          </w:p>
+        </w:tc>
+        <w:tc>
+          <w:tcPr>
+            <w:tcW w:type="dxa" w:w="5400"/>
+            <w:tcMar>
+              <w:top w:type="dxa" w:w="60"/>
+              <w:left w:type="dxa" w:w="100"/>
+              <w:bottom w:type="dxa" w:w="60"/>
+              <w:right w:type="dxa" w:w="100"/>
+            </w:tcMar>
+          </w:tcPr>
+          <w:p>
+            <w:r>
+              <w:rPr>
+                <w:rFonts w:ascii="Calibri" w:cs="Calibri" w:eastAsia="Calibri" w:hAnsi="Calibri"/>
+                <w:color w:val="6b675f"/>
+                <w:sz w:val="19"/>
+                <w:szCs w:val="19"/>
+              </w:rPr>
+              <w:t xml:space="preserve">Picoteo camino de vuelta: croquetas moradas de boniato, dango.</w:t>
+            </w:r>
+          </w:p>
+        </w:tc>
+      </w:tr>
+      <w:tr>
+        <w:tc>
+          <w:tcPr>
+            <w:tcW w:type="dxa" w:w="1000"/>
+            <w:tcMar>
+              <w:top w:type="dxa" w:w="60"/>
+              <w:left w:type="dxa" w:w="100"/>
+              <w:bottom w:type="dxa" w:w="60"/>
+              <w:right w:type="dxa" w:w="100"/>
+            </w:tcMar>
+          </w:tcPr>
+          <w:p>
+            <w:r>
+              <w:rPr>
+                <w:rFonts w:ascii="Calibri" w:cs="Calibri" w:eastAsia="Calibri" w:hAnsi="Calibri"/>
                 <w:b/>
                 <w:bCs/>
                 <w:color w:val="1d6b7a"/>
                 <w:sz w:val="19"/>
                 <w:szCs w:val="19"/>
               </w:rPr>
-              <w:t xml:space="preserve">08:04</w:t>
+              <w:t xml:space="preserve">12:00</w:t>
             </w:r>
           </w:p>
         </w:tc>
@@ -15159,7 +15375,7 @@
                 <w:sz w:val="19"/>
                 <w:szCs w:val="19"/>
               </w:rPr>
-              <w:t xml:space="preserve">JR Yokosuka → Kamakura</w:t>
+              <w:t xml:space="preserve">Enoden → Hase</w:t>
             </w:r>
           </w:p>
         </w:tc>
@@ -15181,7 +15397,7 @@
                 <w:sz w:val="19"/>
                 <w:szCs w:val="19"/>
               </w:rPr>
-              <w:t xml:space="preserve">Directo desde Tokio/Shimbashi, ~55 min.</w:t>
+              <w:t xml:space="preserve">El trenecito costero de un vagón, 5 min.</w:t>
             </w:r>
           </w:p>
         </w:tc>
@@ -15207,7 +15423,7 @@
                 <w:sz w:val="19"/>
                 <w:szCs w:val="19"/>
               </w:rPr>
-              <w:t xml:space="preserve">09:15</w:t>
+              <w:t xml:space="preserve">12:30</w:t>
             </w:r>
           </w:p>
         </w:tc>
@@ -15231,7 +15447,7 @@
                 <w:sz w:val="19"/>
                 <w:szCs w:val="19"/>
               </w:rPr>
-              <w:t xml:space="preserve">Tsurugaoka Hachimangū</w:t>
+              <w:t xml:space="preserve">El Gran Buda</w:t>
             </w:r>
           </w:p>
         </w:tc>
@@ -15253,7 +15469,7 @@
                 <w:sz w:val="19"/>
                 <w:szCs w:val="19"/>
               </w:rPr>
-              <w:t xml:space="preserve">El gran santuario de los shōgun Minamoto, subiendo la avenida Dankazura.</w:t>
+              <w:t xml:space="preserve">13 m de bronce a cielo abierto desde que un tsunami se llevó su templo en 1495. Se entra DENTRO por ¥50.</w:t>
             </w:r>
           </w:p>
         </w:tc>
@@ -15275,11 +15491,83 @@
                 <w:rFonts w:ascii="Calibri" w:cs="Calibri" w:eastAsia="Calibri" w:hAnsi="Calibri"/>
                 <w:b w:val="false"/>
                 <w:bCs w:val="false"/>
+                <w:color w:val="22201c"/>
+                <w:sz w:val="19"/>
+                <w:szCs w:val="19"/>
+              </w:rPr>
+              <w:t xml:space="preserve">13:30</w:t>
+            </w:r>
+          </w:p>
+        </w:tc>
+        <w:tc>
+          <w:tcPr>
+            <w:tcW w:type="dxa" w:w="2600"/>
+            <w:tcMar>
+              <w:top w:type="dxa" w:w="60"/>
+              <w:left w:type="dxa" w:w="100"/>
+              <w:bottom w:type="dxa" w:w="60"/>
+              <w:right w:type="dxa" w:w="100"/>
+            </w:tcMar>
+          </w:tcPr>
+          <w:p>
+            <w:r>
+              <w:rPr>
+                <w:rFonts w:ascii="Calibri" w:cs="Calibri" w:eastAsia="Calibri" w:hAnsi="Calibri"/>
+                <w:b w:val="false"/>
+                <w:bCs w:val="false"/>
+                <w:color w:val="22201c"/>
+                <w:sz w:val="19"/>
+                <w:szCs w:val="19"/>
+              </w:rPr>
+              <w:t xml:space="preserve">Hase-dera</w:t>
+            </w:r>
+          </w:p>
+        </w:tc>
+        <w:tc>
+          <w:tcPr>
+            <w:tcW w:type="dxa" w:w="5400"/>
+            <w:tcMar>
+              <w:top w:type="dxa" w:w="60"/>
+              <w:left w:type="dxa" w:w="100"/>
+              <w:bottom w:type="dxa" w:w="60"/>
+              <w:right w:type="dxa" w:w="100"/>
+            </w:tcMar>
+          </w:tcPr>
+          <w:p>
+            <w:r>
+              <w:rPr>
+                <w:rFonts w:ascii="Calibri" w:cs="Calibri" w:eastAsia="Calibri" w:hAnsi="Calibri"/>
+                <w:color w:val="6b675f"/>
+                <w:sz w:val="19"/>
+                <w:szCs w:val="19"/>
+              </w:rPr>
+              <w:t xml:space="preserve">La Kannon de 11 caras, los jizō de los niños y la terraza con toda la bahía.</w:t>
+            </w:r>
+          </w:p>
+        </w:tc>
+      </w:tr>
+      <w:tr>
+        <w:tc>
+          <w:tcPr>
+            <w:tcW w:type="dxa" w:w="1000"/>
+            <w:tcMar>
+              <w:top w:type="dxa" w:w="60"/>
+              <w:left w:type="dxa" w:w="100"/>
+              <w:bottom w:type="dxa" w:w="60"/>
+              <w:right w:type="dxa" w:w="100"/>
+            </w:tcMar>
+          </w:tcPr>
+          <w:p>
+            <w:r>
+              <w:rPr>
+                <w:rFonts w:ascii="Calibri" w:cs="Calibri" w:eastAsia="Calibri" w:hAnsi="Calibri"/>
+                <w:b w:val="false"/>
+                <w:bCs w:val="false"/>
                 <w:color w:val="bf3823"/>
                 <w:sz w:val="19"/>
                 <w:szCs w:val="19"/>
               </w:rPr>
-              <w:t xml:space="preserve">10:00</w:t>
+              <w:t xml:space="preserve">14:30</w:t>
             </w:r>
           </w:p>
         </w:tc>
@@ -15303,7 +15591,7 @@
                 <w:sz w:val="19"/>
                 <w:szCs w:val="19"/>
               </w:rPr>
-              <w:t xml:space="preserve">Komachi-dōri</w:t>
+              <w:t xml:space="preserve">Comida: shirasu-don</w:t>
             </w:r>
           </w:p>
         </w:tc>
@@ -15325,7 +15613,7 @@
                 <w:sz w:val="19"/>
                 <w:szCs w:val="19"/>
               </w:rPr>
-              <w:t xml:space="preserve">Picoteo camino de vuelta: croquetas moradas de boniato, dango.</w:t>
+              <w:t xml:space="preserve">El bol de chanquetes de la bahía, la especialidad de Kamakura.</w:t>
             </w:r>
           </w:p>
         </w:tc>
@@ -15351,7 +15639,7 @@
                 <w:sz w:val="19"/>
                 <w:szCs w:val="19"/>
               </w:rPr>
-              <w:t xml:space="preserve">10:45</w:t>
+              <w:t xml:space="preserve">16:00</w:t>
             </w:r>
           </w:p>
         </w:tc>
@@ -15375,7 +15663,7 @@
                 <w:sz w:val="19"/>
                 <w:szCs w:val="19"/>
               </w:rPr>
-              <w:t xml:space="preserve">Enoden → Hase</w:t>
+              <w:t xml:space="preserve">JR → Yokohama</w:t>
             </w:r>
           </w:p>
         </w:tc>
@@ -15397,7 +15685,7 @@
                 <w:sz w:val="19"/>
                 <w:szCs w:val="19"/>
               </w:rPr>
-              <w:t xml:space="preserve">El trenecito costero de un vagón, 5 min.</w:t>
+              <w:t xml:space="preserve">25 min.</w:t>
             </w:r>
           </w:p>
         </w:tc>
@@ -15419,11 +15707,11 @@
                 <w:rFonts w:ascii="Calibri" w:cs="Calibri" w:eastAsia="Calibri" w:hAnsi="Calibri"/>
                 <w:b w:val="false"/>
                 <w:bCs w:val="false"/>
-                <w:color w:val="22201c"/>
-                <w:sz w:val="19"/>
-                <w:szCs w:val="19"/>
-              </w:rPr>
-              <w:t xml:space="preserve">11:15</w:t>
+                <w:color w:val="bf3823"/>
+                <w:sz w:val="19"/>
+                <w:szCs w:val="19"/>
+              </w:rPr>
+              <w:t xml:space="preserve">16:45</w:t>
             </w:r>
           </w:p>
         </w:tc>
@@ -15441,13 +15729,13 @@
             <w:r>
               <w:rPr>
                 <w:rFonts w:ascii="Calibri" w:cs="Calibri" w:eastAsia="Calibri" w:hAnsi="Calibri"/>
-                <w:b w:val="false"/>
-                <w:bCs w:val="false"/>
-                <w:color w:val="22201c"/>
-                <w:sz w:val="19"/>
-                <w:szCs w:val="19"/>
-              </w:rPr>
-              <w:t xml:space="preserve">El Gran Buda</w:t>
+                <w:b/>
+                <w:bCs/>
+                <w:color w:val="22201c"/>
+                <w:sz w:val="19"/>
+                <w:szCs w:val="19"/>
+              </w:rPr>
+              <w:t xml:space="preserve">Chinatown</w:t>
             </w:r>
           </w:p>
         </w:tc>
@@ -15469,7 +15757,7 @@
                 <w:sz w:val="19"/>
                 <w:szCs w:val="19"/>
               </w:rPr>
-              <w:t xml:space="preserve">13 m de bronce a cielo abierto desde que un tsunami se llevó su templo en 1495. Se entra DENTRO por ¥50.</w:t>
+              <w:t xml:space="preserve">El barrio chino más grande de Japón: nikuman gigantes de merienda-cena progresiva.</w:t>
             </w:r>
           </w:p>
         </w:tc>
@@ -15495,7 +15783,7 @@
                 <w:sz w:val="19"/>
                 <w:szCs w:val="19"/>
               </w:rPr>
-              <w:t xml:space="preserve">12:15</w:t>
+              <w:t xml:space="preserve">18:45</w:t>
             </w:r>
           </w:p>
         </w:tc>
@@ -15519,7 +15807,7 @@
                 <w:sz w:val="19"/>
                 <w:szCs w:val="19"/>
               </w:rPr>
-              <w:t xml:space="preserve">Hase-dera</w:t>
+              <w:t xml:space="preserve">Minato Mirai</w:t>
             </w:r>
           </w:p>
         </w:tc>
@@ -15541,7 +15829,7 @@
                 <w:sz w:val="19"/>
                 <w:szCs w:val="19"/>
               </w:rPr>
-              <w:t xml:space="preserve">La Kannon de 11 caras, los jizō de los niños y la terraza con toda la bahía.</w:t>
+              <w:t xml:space="preserve">El puerto al atardecer: Cosmo Clock, Red Brick Warehouse, el skyline encendiéndose.</w:t>
             </w:r>
           </w:p>
         </w:tc>
@@ -15561,301 +15849,13 @@
             <w:r>
               <w:rPr>
                 <w:rFonts w:ascii="Calibri" w:cs="Calibri" w:eastAsia="Calibri" w:hAnsi="Calibri"/>
-                <w:b w:val="false"/>
-                <w:bCs w:val="false"/>
-                <w:color w:val="bf3823"/>
-                <w:sz w:val="19"/>
-                <w:szCs w:val="19"/>
-              </w:rPr>
-              <w:t xml:space="preserve">13:15</w:t>
-            </w:r>
-          </w:p>
-        </w:tc>
-        <w:tc>
-          <w:tcPr>
-            <w:tcW w:type="dxa" w:w="2600"/>
-            <w:tcMar>
-              <w:top w:type="dxa" w:w="60"/>
-              <w:left w:type="dxa" w:w="100"/>
-              <w:bottom w:type="dxa" w:w="60"/>
-              <w:right w:type="dxa" w:w="100"/>
-            </w:tcMar>
-          </w:tcPr>
-          <w:p>
-            <w:r>
-              <w:rPr>
-                <w:rFonts w:ascii="Calibri" w:cs="Calibri" w:eastAsia="Calibri" w:hAnsi="Calibri"/>
-                <w:b/>
-                <w:bCs/>
-                <w:color w:val="22201c"/>
-                <w:sz w:val="19"/>
-                <w:szCs w:val="19"/>
-              </w:rPr>
-              <w:t xml:space="preserve">Comida: shirasu-don</w:t>
-            </w:r>
-          </w:p>
-        </w:tc>
-        <w:tc>
-          <w:tcPr>
-            <w:tcW w:type="dxa" w:w="5400"/>
-            <w:tcMar>
-              <w:top w:type="dxa" w:w="60"/>
-              <w:left w:type="dxa" w:w="100"/>
-              <w:bottom w:type="dxa" w:w="60"/>
-              <w:right w:type="dxa" w:w="100"/>
-            </w:tcMar>
-          </w:tcPr>
-          <w:p>
-            <w:r>
-              <w:rPr>
-                <w:rFonts w:ascii="Calibri" w:cs="Calibri" w:eastAsia="Calibri" w:hAnsi="Calibri"/>
-                <w:color w:val="6b675f"/>
-                <w:sz w:val="19"/>
-                <w:szCs w:val="19"/>
-              </w:rPr>
-              <w:t xml:space="preserve">El bol de chanquetes de la bahía, la especialidad de Kamakura.</w:t>
-            </w:r>
-          </w:p>
-        </w:tc>
-      </w:tr>
-      <w:tr>
-        <w:tc>
-          <w:tcPr>
-            <w:tcW w:type="dxa" w:w="1000"/>
-            <w:tcMar>
-              <w:top w:type="dxa" w:w="60"/>
-              <w:left w:type="dxa" w:w="100"/>
-              <w:bottom w:type="dxa" w:w="60"/>
-              <w:right w:type="dxa" w:w="100"/>
-            </w:tcMar>
-          </w:tcPr>
-          <w:p>
-            <w:r>
-              <w:rPr>
-                <w:rFonts w:ascii="Calibri" w:cs="Calibri" w:eastAsia="Calibri" w:hAnsi="Calibri"/>
                 <w:b/>
                 <w:bCs/>
                 <w:color w:val="1d6b7a"/>
                 <w:sz w:val="19"/>
                 <w:szCs w:val="19"/>
               </w:rPr>
-              <w:t xml:space="preserve">14:45</w:t>
-            </w:r>
-          </w:p>
-        </w:tc>
-        <w:tc>
-          <w:tcPr>
-            <w:tcW w:type="dxa" w:w="2600"/>
-            <w:tcMar>
-              <w:top w:type="dxa" w:w="60"/>
-              <w:left w:type="dxa" w:w="100"/>
-              <w:bottom w:type="dxa" w:w="60"/>
-              <w:right w:type="dxa" w:w="100"/>
-            </w:tcMar>
-          </w:tcPr>
-          <w:p>
-            <w:r>
-              <w:rPr>
-                <w:rFonts w:ascii="Calibri" w:cs="Calibri" w:eastAsia="Calibri" w:hAnsi="Calibri"/>
-                <w:b/>
-                <w:bCs/>
-                <w:color w:val="1d6b7a"/>
-                <w:sz w:val="19"/>
-                <w:szCs w:val="19"/>
-              </w:rPr>
-              <w:t xml:space="preserve">JR → Yokohama</w:t>
-            </w:r>
-          </w:p>
-        </w:tc>
-        <w:tc>
-          <w:tcPr>
-            <w:tcW w:type="dxa" w:w="5400"/>
-            <w:tcMar>
-              <w:top w:type="dxa" w:w="60"/>
-              <w:left w:type="dxa" w:w="100"/>
-              <w:bottom w:type="dxa" w:w="60"/>
-              <w:right w:type="dxa" w:w="100"/>
-            </w:tcMar>
-          </w:tcPr>
-          <w:p>
-            <w:r>
-              <w:rPr>
-                <w:rFonts w:ascii="Calibri" w:cs="Calibri" w:eastAsia="Calibri" w:hAnsi="Calibri"/>
-                <w:color w:val="6b675f"/>
-                <w:sz w:val="19"/>
-                <w:szCs w:val="19"/>
-              </w:rPr>
-              <w:t xml:space="preserve">25 min.</w:t>
-            </w:r>
-          </w:p>
-        </w:tc>
-      </w:tr>
-      <w:tr>
-        <w:tc>
-          <w:tcPr>
-            <w:tcW w:type="dxa" w:w="1000"/>
-            <w:tcMar>
-              <w:top w:type="dxa" w:w="60"/>
-              <w:left w:type="dxa" w:w="100"/>
-              <w:bottom w:type="dxa" w:w="60"/>
-              <w:right w:type="dxa" w:w="100"/>
-            </w:tcMar>
-          </w:tcPr>
-          <w:p>
-            <w:r>
-              <w:rPr>
-                <w:rFonts w:ascii="Calibri" w:cs="Calibri" w:eastAsia="Calibri" w:hAnsi="Calibri"/>
-                <w:b w:val="false"/>
-                <w:bCs w:val="false"/>
-                <w:color w:val="bf3823"/>
-                <w:sz w:val="19"/>
-                <w:szCs w:val="19"/>
-              </w:rPr>
-              <w:t xml:space="preserve">15:30</w:t>
-            </w:r>
-          </w:p>
-        </w:tc>
-        <w:tc>
-          <w:tcPr>
-            <w:tcW w:type="dxa" w:w="2600"/>
-            <w:tcMar>
-              <w:top w:type="dxa" w:w="60"/>
-              <w:left w:type="dxa" w:w="100"/>
-              <w:bottom w:type="dxa" w:w="60"/>
-              <w:right w:type="dxa" w:w="100"/>
-            </w:tcMar>
-          </w:tcPr>
-          <w:p>
-            <w:r>
-              <w:rPr>
-                <w:rFonts w:ascii="Calibri" w:cs="Calibri" w:eastAsia="Calibri" w:hAnsi="Calibri"/>
-                <w:b/>
-                <w:bCs/>
-                <w:color w:val="22201c"/>
-                <w:sz w:val="19"/>
-                <w:szCs w:val="19"/>
-              </w:rPr>
-              <w:t xml:space="preserve">Chinatown</w:t>
-            </w:r>
-          </w:p>
-        </w:tc>
-        <w:tc>
-          <w:tcPr>
-            <w:tcW w:type="dxa" w:w="5400"/>
-            <w:tcMar>
-              <w:top w:type="dxa" w:w="60"/>
-              <w:left w:type="dxa" w:w="100"/>
-              <w:bottom w:type="dxa" w:w="60"/>
-              <w:right w:type="dxa" w:w="100"/>
-            </w:tcMar>
-          </w:tcPr>
-          <w:p>
-            <w:r>
-              <w:rPr>
-                <w:rFonts w:ascii="Calibri" w:cs="Calibri" w:eastAsia="Calibri" w:hAnsi="Calibri"/>
-                <w:color w:val="6b675f"/>
-                <w:sz w:val="19"/>
-                <w:szCs w:val="19"/>
-              </w:rPr>
-              <w:t xml:space="preserve">El barrio chino más grande de Japón: nikuman gigantes de merienda-cena progresiva.</w:t>
-            </w:r>
-          </w:p>
-        </w:tc>
-      </w:tr>
-      <w:tr>
-        <w:tc>
-          <w:tcPr>
-            <w:tcW w:type="dxa" w:w="1000"/>
-            <w:tcMar>
-              <w:top w:type="dxa" w:w="60"/>
-              <w:left w:type="dxa" w:w="100"/>
-              <w:bottom w:type="dxa" w:w="60"/>
-              <w:right w:type="dxa" w:w="100"/>
-            </w:tcMar>
-          </w:tcPr>
-          <w:p>
-            <w:r>
-              <w:rPr>
-                <w:rFonts w:ascii="Calibri" w:cs="Calibri" w:eastAsia="Calibri" w:hAnsi="Calibri"/>
-                <w:b w:val="false"/>
-                <w:bCs w:val="false"/>
-                <w:color w:val="22201c"/>
-                <w:sz w:val="19"/>
-                <w:szCs w:val="19"/>
-              </w:rPr>
-              <w:t xml:space="preserve">17:30</w:t>
-            </w:r>
-          </w:p>
-        </w:tc>
-        <w:tc>
-          <w:tcPr>
-            <w:tcW w:type="dxa" w:w="2600"/>
-            <w:tcMar>
-              <w:top w:type="dxa" w:w="60"/>
-              <w:left w:type="dxa" w:w="100"/>
-              <w:bottom w:type="dxa" w:w="60"/>
-              <w:right w:type="dxa" w:w="100"/>
-            </w:tcMar>
-          </w:tcPr>
-          <w:p>
-            <w:r>
-              <w:rPr>
-                <w:rFonts w:ascii="Calibri" w:cs="Calibri" w:eastAsia="Calibri" w:hAnsi="Calibri"/>
-                <w:b w:val="false"/>
-                <w:bCs w:val="false"/>
-                <w:color w:val="22201c"/>
-                <w:sz w:val="19"/>
-                <w:szCs w:val="19"/>
-              </w:rPr>
-              <w:t xml:space="preserve">Minato Mirai</w:t>
-            </w:r>
-          </w:p>
-        </w:tc>
-        <w:tc>
-          <w:tcPr>
-            <w:tcW w:type="dxa" w:w="5400"/>
-            <w:tcMar>
-              <w:top w:type="dxa" w:w="60"/>
-              <w:left w:type="dxa" w:w="100"/>
-              <w:bottom w:type="dxa" w:w="60"/>
-              <w:right w:type="dxa" w:w="100"/>
-            </w:tcMar>
-          </w:tcPr>
-          <w:p>
-            <w:r>
-              <w:rPr>
-                <w:rFonts w:ascii="Calibri" w:cs="Calibri" w:eastAsia="Calibri" w:hAnsi="Calibri"/>
-                <w:color w:val="6b675f"/>
-                <w:sz w:val="19"/>
-                <w:szCs w:val="19"/>
-              </w:rPr>
-              <w:t xml:space="preserve">El puerto al atardecer: Cosmo Clock, Red Brick Warehouse, el skyline encendiéndose.</w:t>
-            </w:r>
-          </w:p>
-        </w:tc>
-      </w:tr>
-      <w:tr>
-        <w:tc>
-          <w:tcPr>
-            <w:tcW w:type="dxa" w:w="1000"/>
-            <w:tcMar>
-              <w:top w:type="dxa" w:w="60"/>
-              <w:left w:type="dxa" w:w="100"/>
-              <w:bottom w:type="dxa" w:w="60"/>
-              <w:right w:type="dxa" w:w="100"/>
-            </w:tcMar>
-          </w:tcPr>
-          <w:p>
-            <w:r>
-              <w:rPr>
-                <w:rFonts w:ascii="Calibri" w:cs="Calibri" w:eastAsia="Calibri" w:hAnsi="Calibri"/>
-                <w:b/>
-                <w:bCs/>
-                <w:color w:val="1d6b7a"/>
-                <w:sz w:val="19"/>
-                <w:szCs w:val="19"/>
-              </w:rPr>
-              <w:t xml:space="preserve">20:00</w:t>
+              <w:t xml:space="preserve">21:15</w:t>
             </w:r>
           </w:p>
         </w:tc>
@@ -18496,7 +18496,7 @@
                 <w:sz w:val="19"/>
                 <w:szCs w:val="19"/>
               </w:rPr>
-              <w:t xml:space="preserve">Día 24 · Shin-Osaka → Tokio (13:50)</w:t>
+              <w:t xml:space="preserve">Día 25 · Shin-Osaka → Tokio (~06:00 → ~08:30, horario a confirmar)</w:t>
             </w:r>
           </w:p>
         </w:tc>
@@ -18825,7 +18825,7 @@
                 <w:sz w:val="19"/>
                 <w:szCs w:val="19"/>
               </w:rPr>
-              <w:t xml:space="preserve">Ryokan de Takayama con media pensión</w:t>
+              <w:t xml:space="preserve">Minshuku de Takayama (Kuwataniya)</w:t>
             </w:r>
           </w:p>
         </w:tc>
@@ -18871,7 +18871,7 @@
                 <w:sz w:val="19"/>
                 <w:szCs w:val="19"/>
               </w:rPr>
-              <w:t xml:space="preserve">Cena kaiseki + onsen + desayuno: es la experiencia</w:t>
+              <w:t xml:space="preserve">Solo desayuno, con reserva la tarde anterior; la cena real es en el casco antiguo</w:t>
             </w:r>
           </w:p>
         </w:tc>
@@ -19934,7 +19934,7 @@
                 <w:sz w:val="19"/>
                 <w:szCs w:val="19"/>
               </w:rPr>
-              <w:t xml:space="preserve">Hoteles: Nikko (ryokan), Kanazawa ×2, Takayama (RYOKAN), Kioto ×3, Hiroshima, Fukuoka, Osaka ×3</w:t>
+              <w:t xml:space="preserve">Hoteles: los 9 alojamientos del viaje</w:t>
             </w:r>
           </w:p>
         </w:tc>
@@ -19980,77 +19980,7 @@
                 <w:sz w:val="19"/>
                 <w:szCs w:val="19"/>
               </w:rPr>
-              <w:t xml:space="preserve">Abril es temporada altísima; el ryokan de Takayama y Nikko vuelan</w:t>
-            </w:r>
-          </w:p>
-        </w:tc>
-      </w:tr>
-      <w:tr>
-        <w:tc>
-          <w:tcPr>
-            <w:tcW w:type="dxa" w:w="3200"/>
-            <w:tcMar>
-              <w:top w:type="dxa" w:w="60"/>
-              <w:left w:type="dxa" w:w="100"/>
-              <w:bottom w:type="dxa" w:w="60"/>
-              <w:right w:type="dxa" w:w="100"/>
-            </w:tcMar>
-          </w:tcPr>
-          <w:p>
-            <w:r>
-              <w:rPr>
-                <w:rFonts w:ascii="Calibri" w:cs="Calibri" w:eastAsia="Calibri" w:hAnsi="Calibri"/>
-                <w:color w:val="22201c"/>
-                <w:sz w:val="19"/>
-                <w:szCs w:val="19"/>
-              </w:rPr>
-              <w:t xml:space="preserve">Ampliar APA Asakusabashi al 24</w:t>
-            </w:r>
-          </w:p>
-        </w:tc>
-        <w:tc>
-          <w:tcPr>
-            <w:tcW w:type="dxa" w:w="2200"/>
-            <w:tcMar>
-              <w:top w:type="dxa" w:w="60"/>
-              <w:left w:type="dxa" w:w="100"/>
-              <w:bottom w:type="dxa" w:w="60"/>
-              <w:right w:type="dxa" w:w="100"/>
-            </w:tcMar>
-          </w:tcPr>
-          <w:p>
-            <w:r>
-              <w:rPr>
-                <w:rFonts w:ascii="Calibri" w:cs="Calibri" w:eastAsia="Calibri" w:hAnsi="Calibri"/>
-                <w:b/>
-                <w:bCs/>
-                <w:color w:val="bf3823"/>
-                <w:sz w:val="19"/>
-                <w:szCs w:val="19"/>
-              </w:rPr>
-              <w:t xml:space="preserve">YA</w:t>
-            </w:r>
-          </w:p>
-        </w:tc>
-        <w:tc>
-          <w:tcPr>
-            <w:tcW w:type="dxa" w:w="3600"/>
-            <w:tcMar>
-              <w:top w:type="dxa" w:w="60"/>
-              <w:left w:type="dxa" w:w="100"/>
-              <w:bottom w:type="dxa" w:w="60"/>
-              <w:right w:type="dxa" w:w="100"/>
-            </w:tcMar>
-          </w:tcPr>
-          <w:p>
-            <w:r>
-              <w:rPr>
-                <w:rFonts w:ascii="Calibri" w:cs="Calibri" w:eastAsia="Calibri" w:hAnsi="Calibri"/>
-                <w:color w:val="6b675f"/>
-                <w:sz w:val="19"/>
-                <w:szCs w:val="19"/>
-              </w:rPr>
-              <w:t xml:space="preserve">Añadir 1 noche a la reserva existente 25–27</w:t>
+              <w:t xml:space="preserve">Las 18 noches del viaje, reservadas y confirmadas</w:t>
             </w:r>
           </w:p>
         </w:tc>
@@ -20829,7 +20759,7 @@
           <w:sz w:val="21"/>
           <w:szCs w:val="21"/>
         </w:rPr>
-        <w:t xml:space="preserve">Nagoya: pasáis por su estación el día 16 y coméis miso katsu allí. Es ciudad de paso, no destino: María ya la vio a fondo y no tiene un imprescindible que justifique noche.</w:t>
+        <w:t xml:space="preserve">Nagoya: pasáis por su estación el día 16 y coméis miso katsu allí. Es ciudad de paso, no destino, sin un imprescindible que justifique noche.</w:t>
       </w:r>
     </w:p>
     <w:p>
@@ -21095,7 +21025,7 @@
           <w:sz w:val="21"/>
           <w:szCs w:val="21"/>
         </w:rPr>
-        <w:t xml:space="preserve">Nagoya: María ya lo vio por vosotros. La ruta come miso katsu en su estación y sigue: mejor una comida buena que una tarde a medias.</w:t>
+        <w:t xml:space="preserve">Nagoya: ciudad de paso, no destino. La ruta come miso katsu en su estación y sigue: mejor una comida buena que una tarde a medias.</w:t>
       </w:r>
     </w:p>
     <w:p>
